--- a/WP DLA/Presentation/Cyber_DeepDive_Briefing_Book_Brandon_Pugh_INTERNAL.docx
+++ b/WP DLA/Presentation/Cyber_DeepDive_Briefing_Book_Brandon_Pugh_INTERNAL.docx
@@ -455,7 +455,7 @@
               <w:rPr>
                 <w:sz w:val="18"/>
               </w:rPr>
-              <w:t>Drift, direction/projection, composite scoring; walk Salt #1 and Volt #24; 4/4 vs 0-1/4</w:t>
+              <w:t>Drift, direction/projection, composite scoring; walk Salt #1 and Volt #30; 4/4 vs 0-1/4</w:t>
             </w:r>
           </w:p>
         </w:tc>
@@ -808,7 +808,7 @@
               <w:rPr>
                 <w:sz w:val="18"/>
               </w:rPr>
-              <w:t>FP economics: 8.1% composite real (cleanly separates 2/4); multi-front Threat-Profile detector built, 4/4 at 0 FP</w:t>
+              <w:t>FP economics: 10.6% composite real (cleanly separates 2/4); multi-front Threat-Profile detector built, 4/4 at 0 FP</w:t>
             </w:r>
           </w:p>
         </w:tc>
@@ -1144,7 +1144,7 @@
         <w:t xml:space="preserve">False-positive rate: </w:t>
       </w:r>
       <w:r>
-        <w:t>8.1 percent at the composite operating point (about 20 false positives out of 246 normal users), catching all four campaigns. Use 8.1, not 8.5; the deck's 8.5 is wrong. Where 8.1 comes from, and you can derive it live: to catch the stealthiest attacker, Volt at composite 13.70 (rank #24), the threshold sits at 13.70, and 20 normal users score above that, so 20/246 = 8.1 percent, catching 4 of 4.</w:t>
+        <w:t>10.6 percent at the composite operating point (about 26 false positives out of 246 normal users), catching all four campaigns. Where 10.6 comes from, and you can derive it live: to catch the stealthiest attacker, Volt at composite 12.95 (rank #30), the threshold sits at 12.95, and 26 normal users score above that, so 26/246 = 10.6 percent, catching 4 of 4.</w:t>
       </w:r>
     </w:p>
     <w:p>
@@ -1158,7 +1158,7 @@
         <w:t xml:space="preserve">Ranks (from composite_scores.csv): </w:t>
       </w:r>
       <w:r>
-        <w:t>Salt USR-118 #1 (composite 51.27); Insider USR-156 #2 (46.24); Slow APT USR-234 #7 (19.44); Volt USR-042 #24 (13.70). Volt is #24, and the deck is correct; do not 'correct' it to #25.</w:t>
+        <w:t>Salt USR-118 #1 (composite 51.7); Insider USR-156 #2 (46.2); Slow APT USR-234 #7 (20.0); Volt USR-042 #30 (12.95). Volt is #30; do not 'correct' it.</w:t>
       </w:r>
     </w:p>
     <w:p>
@@ -1186,7 +1186,7 @@
         <w:t xml:space="preserve">Detection results to keep straight: </w:t>
       </w:r>
       <w:r>
-        <w:t>traditional (IsolationForest/SVM/LOF) 0/4; z-score 1/4; composite 4/4 at 8.1% FP but cleanly separates only 2/4 (USR-118, USR-156); multi-front Threat-Profile detector 4/4 at 0 FP (named profiles: C2-beacon, DGA, LOTL-process, cohort-rare access, recon-fanout, insider-collection) is the primary detector.</w:t>
+        <w:t>traditional (IsolationForest/SVM/LOF) 0/4; z-score 1/4; composite 4/4 at 10.6% FP but cleanly separates only 2/4 (USR-118, USR-156); multi-front Threat-Profile detector 4/4 at 0 FP (named profiles: C2-beacon, DGA, LOTL-process, cohort-rare access, recon-fanout, insider-collection) is the primary detector.</w:t>
       </w:r>
     </w:p>
     <w:p>
@@ -1200,7 +1200,7 @@
         <w:t xml:space="preserve">Separation is by RANK, not a clean threshold gap (say this honestly): </w:t>
       </w:r>
       <w:r>
-        <w:t>the top normal user (USR-081, composite 21.5) outscores the two stealthiest attackers, Slow APT (19.4) and Volt (13.7); about 20 normal users score above Volt. All four attackers still surface in the top of the risk-ranked list. This is precisely why we present a ranked list, not a threshold. Do not claim 'clean separation' on raw composite; the honest claim is recall at the top of the ranking.</w:t>
+        <w:t>the top normal user (USR-081, composite 21.5) outscores the two stealthiest attackers, Slow APT (20.0) and Volt (12.9); about 26 normal users score above Volt. All four attackers still surface in the top of the risk-ranked list. This is precisely why we present a ranked list, not a threshold. Do not claim 'clean separation' on raw composite; the honest claim is recall at the top of the ranking.</w:t>
       </w:r>
     </w:p>
     <w:p>
@@ -2362,7 +2362,7 @@
               <w:rPr>
                 <w:sz w:val="18"/>
               </w:rPr>
-              <w:t>51.27</w:t>
+              <w:t>51.7</w:t>
             </w:r>
           </w:p>
         </w:tc>
@@ -2434,7 +2434,7 @@
               <w:rPr>
                 <w:sz w:val="18"/>
               </w:rPr>
-              <w:t>46.24</w:t>
+              <w:t>46.2</w:t>
             </w:r>
           </w:p>
         </w:tc>
@@ -2506,7 +2506,7 @@
               <w:rPr>
                 <w:sz w:val="18"/>
               </w:rPr>
-              <w:t>19.44</w:t>
+              <w:t>20.0</w:t>
             </w:r>
           </w:p>
         </w:tc>
@@ -2520,7 +2520,7 @@
               <w:rPr>
                 <w:sz w:val="18"/>
               </w:rPr>
-              <w:t>The genuine sub-threshold case: signal strength only 4.47, breadth 1, invisible to per-feature thresholds; caught only by novelty persistence (a C2 beacon recurs weekly)</w:t>
+              <w:t>The genuine sub-threshold case: signal strength only 4.5, breadth 2, invisible to per-feature thresholds; caught only by novelty persistence (a C2 beacon recurs weekly)</w:t>
             </w:r>
           </w:p>
         </w:tc>
@@ -2564,7 +2564,7 @@
               <w:rPr>
                 <w:sz w:val="18"/>
               </w:rPr>
-              <w:t>#24</w:t>
+              <w:t>#30</w:t>
             </w:r>
           </w:p>
         </w:tc>
@@ -2578,7 +2578,7 @@
               <w:rPr>
                 <w:sz w:val="18"/>
               </w:rPr>
-              <w:t>13.70</w:t>
+              <w:t>12.9</w:t>
             </w:r>
           </w:p>
         </w:tc>
@@ -2592,7 +2592,7 @@
               <w:rPr>
                 <w:sz w:val="18"/>
               </w:rPr>
-              <w:t>Breadth; living-off-the-land creates breadth, not magnitude. Hardest case: about 20 normal users outscore it; it surfaces by rank, not by a clean gap</w:t>
+              <w:t>Breadth; living-off-the-land creates breadth, not magnitude. Hardest case: about 26 normal users outscore it; it surfaces by rank, not by a clean gap</w:t>
             </w:r>
           </w:p>
         </w:tc>
@@ -2608,7 +2608,7 @@
         <w:t xml:space="preserve">Honesty note: </w:t>
       </w:r>
       <w:r>
-        <w:t>Volt ranks #24 (the deck is correct; do not 'correct' it). It is the hardest case because living-off-the-land blends with normal IT admin behavior, so about 20 normal users actually outscore it and it surfaces by rank, not by a clean threshold gap. Say this openly: the method still finds the stealthiest attacker by ranking, and it is the strongest motivation for identity fusion and richer signals on the roadmap. Likewise, present Slow APT USR-234, not Salt, as the 'sub-threshold, invisible to per-feature thresholds' case.</w:t>
+        <w:t>Volt ranks #30; do not 'correct' it. It is the hardest case because living-off-the-land blends with normal IT admin behavior, so about 26 normal users actually outscore it and it surfaces by rank, not by a clean threshold gap. Say this openly: the method still finds the stealthiest attacker by ranking, and it is the strongest motivation for identity fusion and richer signals on the roadmap. Likewise, present Slow APT USR-234, not Salt, as the 'sub-threshold, invisible to per-feature thresholds' case.</w:t>
       </w:r>
     </w:p>
     <w:p>
@@ -2641,7 +2641,7 @@
         <w:t xml:space="preserve">Message: </w:t>
       </w:r>
       <w:r>
-        <w:t>All four caught at 8.1 percent false positive, where traditional tools caught zero to one. This is a risk-ranked list, not a flood of threshold alerts.</w:t>
+        <w:t>All four caught at 10.6 percent false positive, where traditional tools caught zero to one. This is a risk-ranked list, not a flood of threshold alerts.</w:t>
       </w:r>
     </w:p>
     <w:p>
@@ -2665,7 +2665,7 @@
         <w:t xml:space="preserve">Composite: </w:t>
       </w:r>
       <w:r>
-        <w:t>4 of 4 at about 8.1 percent FP (about 20 false positives among 246 normal users). The 8.1 percent is the price of catching the stealthiest attacker: Volt sits at composite 13.70, and 20 normal users score above that threshold (20/246 = 8.1 percent).</w:t>
+        <w:t>4 of 4 at about 10.6 percent FP (about 26 false positives among 246 normal users). The 10.6 percent is the price of catching the stealthiest attacker: Volt sits at composite 12.95, and 26 normal users score above that threshold (26/246 = 10.6 percent).</w:t>
       </w:r>
     </w:p>
     <w:p>
@@ -2705,7 +2705,7 @@
         <w:t xml:space="preserve">Two detectors, two results: </w:t>
       </w:r>
       <w:r>
-        <w:t>The composite/embedding result above is 4 of 4 at 8.1 percent FP, but cleanly separates only 2 of 4 (USR-118, USR-156). The multi-front Threat-Profile detector (threat_profile_detector.py) is built and is the primary detector: named known-bad behavioral profiles (C2-beacon, DGA, LOTL-process, cohort-rare access, recon-fanout, insider-collection) catch all 4 of 4 at 0 false positives. Present the Threat-Profile 4/4-at-0-FP as the headline detection result and the composite 8.1% as the embedding/anomaly-ranking comparison.</w:t>
+        <w:t>The composite/embedding result above is 4 of 4 at 10.6 percent FP, but cleanly separates only 2 of 4 (USR-118, USR-156). The multi-front Threat-Profile detector (threat_profile_detector.py) is built and is the primary detector: named known-bad behavioral profiles (C2-beacon, DGA, LOTL-process, cohort-rare access, recon-fanout, insider-collection) catch all 4 of 4 at 0 false positives. Present the Threat-Profile 4/4-at-0-FP as the headline detection result and the composite 10.6% as the embedding/anomaly-ranking comparison.</w:t>
       </w:r>
     </w:p>
     <w:p>
@@ -3329,10 +3329,10 @@
         <w:rPr>
           <w:b/>
         </w:rPr>
-        <w:t>Q: Show me where the 8.1 percent comes from.</w:t>
-      </w:r>
-      <w:r>
-        <w:t xml:space="preserve">  A: Sort the 250 entities by composite. To catch the stealthiest attacker, Volt at 13.70 (rank #24), the threshold is 13.70; 20 normal users score above it, so 20/246 = 8.1 percent, and all four attackers are caught. We can derive it live from composite_scores.csv.</w:t>
+        <w:t>Q: Show me where the 10.6 percent comes from.</w:t>
+      </w:r>
+      <w:r>
+        <w:t xml:space="preserve">  A: Sort the 250 entities by composite. To catch the stealthiest attacker, Volt at 12.95 (rank #30), the threshold is 12.95; 26 normal users score above it, so 26/246 = 10.6 percent, and all four attackers are caught. We can derive it live from composite_scores.csv.</w:t>
       </w:r>
     </w:p>
     <w:p>
@@ -3346,7 +3346,7 @@
         <w:t>Q: Your top normal user outscores two of your attackers, so that is not clean separation.</w:t>
       </w:r>
       <w:r>
-        <w:t xml:space="preserve">  A: Correct, and we present it that way. The two stealthiest attackers (Volt, Slow APT) do not separate on raw score; about 20 normal users outscore Volt. They surface by rank, which is why we deliver a risk-ranked list, not a threshold. The honest claim is recall at the top of the ranking, not a clean gap.</w:t>
+        <w:t xml:space="preserve">  A: Correct, and we present it that way. The two stealthiest attackers (Volt, Slow APT) do not separate on raw score; about 26 normal users outscore Volt. They surface by rank, which is why we deliver a risk-ranked list, not a threshold. The honest claim is recall at the top of the ranking, not a clean gap.</w:t>
       </w:r>
     </w:p>
     <w:p>
